--- a/Etat de l'art/EtatDeL'art/IV.docx
+++ b/Etat de l'art/EtatDeL'art/IV.docx
@@ -100,14 +100,12 @@
         </w:rPr>
         <w:t xml:space="preserve"> (QTO), en particulier pour des formes irrégulières comme les tabliers de ponts. Leur méthode combine un modèle de détection d’objets YOLO, entraîné sur 2000 images pour identifier les flèches de </w:t>
       </w:r>
-      <w:proofErr w:type="spellStart"/>
-      <w:r>
-        <w:rPr>
-          <w:lang w:val="fr-FR"/>
-        </w:rPr>
-        <w:t>cotes</w:t>
-      </w:r>
-      <w:proofErr w:type="spellEnd"/>
+      <w:r>
+        <w:rPr>
+          <w:lang w:val="fr-FR"/>
+        </w:rPr>
+        <w:t>côtes</w:t>
+      </w:r>
       <w:r>
         <w:rPr>
           <w:lang w:val="fr-FR"/>
